--- a/使用文档/智慧负载SDK使用手册v0.10.3.docx
+++ b/使用文档/智慧负载SDK使用手册v0.10.3.docx
@@ -10495,6 +10495,7 @@
     <w:p>
       <w:pPr>
         <w:numPr>
+          <w:ilvl w:val="0"/>
           <w:numId w:val="0"/>
         </w:numPr>
         <w:ind w:leftChars="0"/>
@@ -10525,6 +10526,7 @@
     <w:p>
       <w:pPr>
         <w:numPr>
+          <w:ilvl w:val="0"/>
           <w:numId w:val="0"/>
         </w:numPr>
         <w:ind w:leftChars="0"/>
@@ -10586,6 +10588,7 @@
     <w:p>
       <w:pPr>
         <w:numPr>
+          <w:ilvl w:val="0"/>
           <w:numId w:val="0"/>
         </w:numPr>
         <w:ind w:leftChars="0"/>
@@ -10612,12 +10615,11 @@
         </w:rPr>
         <w:t>toRight()</w:t>
       </w:r>
-      <w:bookmarkStart w:id="0" w:name="_GoBack"/>
-      <w:bookmarkEnd w:id="0"/>
-    </w:p>
-    <w:p>
-      <w:pPr>
-        <w:numPr>
+    </w:p>
+    <w:p>
+      <w:pPr>
+        <w:numPr>
+          <w:ilvl w:val="0"/>
           <w:numId w:val="0"/>
         </w:numPr>
         <w:ind w:leftChars="0"/>
@@ -10981,7 +10983,7 @@
       <w:pPr>
         <w:ind w:firstLine="420" w:firstLineChars="0"/>
         <w:rPr>
-          <w:rFonts w:hint="default"/>
+          <w:rFonts w:hint="eastAsia"/>
           <w:lang w:val="en-US" w:eastAsia="zh-CN"/>
         </w:rPr>
       </w:pPr>
@@ -10991,6 +10993,70 @@
           <w:lang w:val="en-US" w:eastAsia="zh-CN"/>
         </w:rPr>
         <w:t>0x05：消防水枪关闭手动模式，枪头回中，与0x01一致，可切换未自动模式</w:t>
+      </w:r>
+      <w:r>
+        <w:rPr>
+          <w:rFonts w:hint="eastAsia"/>
+          <w:lang w:val="en-US" w:eastAsia="zh-CN"/>
+        </w:rPr>
+        <w:br w:type="textWrapping"/>
+      </w:r>
+      <w:r>
+        <w:rPr>
+          <w:rFonts w:hint="eastAsia"/>
+          <w:lang w:val="en-US" w:eastAsia="zh-CN"/>
+        </w:rPr>
+        <w:t>msg[4]是手动模式下，左右转是否达到限位：</w:t>
+      </w:r>
+    </w:p>
+    <w:p>
+      <w:pPr>
+        <w:ind w:firstLine="420" w:firstLineChars="0"/>
+        <w:rPr>
+          <w:rFonts w:hint="eastAsia"/>
+          <w:lang w:val="en-US" w:eastAsia="zh-CN"/>
+        </w:rPr>
+      </w:pPr>
+      <w:r>
+        <w:rPr>
+          <w:rFonts w:hint="eastAsia"/>
+          <w:lang w:val="en-US" w:eastAsia="zh-CN"/>
+        </w:rPr>
+        <w:t>0x00：没在限位</w:t>
+      </w:r>
+    </w:p>
+    <w:p>
+      <w:pPr>
+        <w:ind w:firstLine="420" w:firstLineChars="0"/>
+        <w:rPr>
+          <w:rFonts w:hint="default"/>
+          <w:lang w:val="en-US" w:eastAsia="zh-CN"/>
+        </w:rPr>
+      </w:pPr>
+      <w:r>
+        <w:rPr>
+          <w:rFonts w:hint="eastAsia"/>
+          <w:lang w:val="en-US" w:eastAsia="zh-CN"/>
+        </w:rPr>
+        <w:t>0x01：达到最左侧</w:t>
+      </w:r>
+      <w:bookmarkStart w:id="0" w:name="_GoBack"/>
+      <w:bookmarkEnd w:id="0"/>
+    </w:p>
+    <w:p>
+      <w:pPr>
+        <w:ind w:firstLine="420" w:firstLineChars="0"/>
+        <w:rPr>
+          <w:rFonts w:hint="default"/>
+          <w:lang w:val="en-US" w:eastAsia="zh-CN"/>
+        </w:rPr>
+      </w:pPr>
+      <w:r>
+        <w:rPr>
+          <w:rFonts w:hint="eastAsia"/>
+          <w:lang w:val="en-US" w:eastAsia="zh-CN"/>
+        </w:rPr>
+        <w:t>0x02：达到最右侧</w:t>
       </w:r>
     </w:p>
     <w:p>

--- a/使用文档/智慧负载SDK使用手册v0.10.3.docx
+++ b/使用文档/智慧负载SDK使用手册v0.10.3.docx
@@ -10551,7 +10551,7 @@
           <w:szCs w:val="21"/>
           <w:lang w:val="en-US" w:eastAsia="zh-CN" w:bidi="ar-SA"/>
         </w:rPr>
-        <w:t>在手动模式时，发送该命令，可使消防水枪枪头向左转。没发送一次，向左转一定弧度，直到到达限位，两次命令间隔不得小于20ms</w:t>
+        <w:t>在手动模式时，发送该命令，可使消防水枪枪头向左转。每发送一次，向左转一定弧度，直到到达限位，两次命令间隔不得小于20ms</w:t>
       </w:r>
     </w:p>
     <w:p>
@@ -10644,7 +10644,7 @@
           <w:szCs w:val="21"/>
           <w:lang w:val="en-US" w:eastAsia="zh-CN" w:bidi="ar-SA"/>
         </w:rPr>
-        <w:t>在手动模式时，发送该命令，可使消防水枪枪头向右转。没发送一次，向右转一定弧度，直到到达限位，两次命令间隔不得小于20ms</w:t>
+        <w:t>在手动模式时，发送该命令，可使消防水枪枪头向右转。每发送一次，向右转一定弧度，直到到达限位，两次命令间隔不得小于20ms</w:t>
       </w:r>
     </w:p>
     <w:p>
@@ -10992,56 +10992,63 @@
           <w:rFonts w:hint="eastAsia"/>
           <w:lang w:val="en-US" w:eastAsia="zh-CN"/>
         </w:rPr>
-        <w:t>0x05：消防水枪关闭手动模式，枪头回中，与0x01一致，可切换未自动模式</w:t>
-      </w:r>
-      <w:r>
-        <w:rPr>
-          <w:rFonts w:hint="eastAsia"/>
-          <w:lang w:val="en-US" w:eastAsia="zh-CN"/>
-        </w:rPr>
-        <w:br w:type="textWrapping"/>
-      </w:r>
-      <w:r>
-        <w:rPr>
-          <w:rFonts w:hint="eastAsia"/>
-          <w:lang w:val="en-US" w:eastAsia="zh-CN"/>
-        </w:rPr>
-        <w:t>msg[4]是手动模式下，左右转是否达到限位：</w:t>
-      </w:r>
-    </w:p>
-    <w:p>
-      <w:pPr>
-        <w:ind w:firstLine="420" w:firstLineChars="0"/>
-        <w:rPr>
-          <w:rFonts w:hint="eastAsia"/>
-          <w:lang w:val="en-US" w:eastAsia="zh-CN"/>
-        </w:rPr>
-      </w:pPr>
-      <w:r>
-        <w:rPr>
-          <w:rFonts w:hint="eastAsia"/>
-          <w:lang w:val="en-US" w:eastAsia="zh-CN"/>
-        </w:rPr>
-        <w:t>0x00：没在限位</w:t>
-      </w:r>
-    </w:p>
-    <w:p>
-      <w:pPr>
-        <w:ind w:firstLine="420" w:firstLineChars="0"/>
-        <w:rPr>
-          <w:rFonts w:hint="default"/>
-          <w:lang w:val="en-US" w:eastAsia="zh-CN"/>
-        </w:rPr>
-      </w:pPr>
-      <w:r>
-        <w:rPr>
-          <w:rFonts w:hint="eastAsia"/>
-          <w:lang w:val="en-US" w:eastAsia="zh-CN"/>
-        </w:rPr>
-        <w:t>0x01：达到最左侧</w:t>
+        <w:t>0x05：消防水枪关闭手动模式，枪头回中，与0x01一致，可切换为</w:t>
       </w:r>
       <w:bookmarkStart w:id="0" w:name="_GoBack"/>
       <w:bookmarkEnd w:id="0"/>
+      <w:r>
+        <w:rPr>
+          <w:rFonts w:hint="eastAsia"/>
+          <w:lang w:val="en-US" w:eastAsia="zh-CN"/>
+        </w:rPr>
+        <w:t>自动模式</w:t>
+      </w:r>
+      <w:r>
+        <w:rPr>
+          <w:rFonts w:hint="eastAsia"/>
+          <w:lang w:val="en-US" w:eastAsia="zh-CN"/>
+        </w:rPr>
+        <w:br w:type="textWrapping"/>
+      </w:r>
+      <w:r>
+        <w:rPr>
+          <w:rFonts w:hint="eastAsia"/>
+          <w:lang w:val="en-US" w:eastAsia="zh-CN"/>
+        </w:rPr>
+        <w:t>msg[4]是手动模式下，左右转是否达到限位：</w:t>
+      </w:r>
+    </w:p>
+    <w:p>
+      <w:pPr>
+        <w:ind w:firstLine="420" w:firstLineChars="0"/>
+        <w:rPr>
+          <w:rFonts w:hint="eastAsia"/>
+          <w:lang w:val="en-US" w:eastAsia="zh-CN"/>
+        </w:rPr>
+      </w:pPr>
+      <w:r>
+        <w:rPr>
+          <w:rFonts w:hint="eastAsia"/>
+          <w:lang w:val="en-US" w:eastAsia="zh-CN"/>
+        </w:rPr>
+        <w:t>0x00：没在限位</w:t>
+      </w:r>
+    </w:p>
+    <w:p>
+      <w:pPr>
+        <w:ind w:firstLine="420" w:firstLineChars="0"/>
+        <w:rPr>
+          <w:rFonts w:hint="default"/>
+          <w:lang w:val="en-US" w:eastAsia="zh-CN"/>
+        </w:rPr>
+      </w:pPr>
+      <w:r>
+        <w:rPr>
+          <w:rFonts w:hint="eastAsia"/>
+          <w:lang w:val="en-US" w:eastAsia="zh-CN"/>
+        </w:rPr>
+        <w:t>0x01：达到最左侧</w:t>
+      </w:r>
     </w:p>
     <w:p>
       <w:pPr>
